--- a/pr-preview/pr-400/vector-calculus-tracked-changes.docx
+++ b/pr-preview/pr-400/vector-calculus-tracked-changes.docx
@@ -16,7 +16,7 @@
       </w:pPr>
       <w:del w:id="1" w:author="PR Preview" w:date="2026-01-01T00:00:00Z">
         <w:r>
-          <w:delText xml:space="preserve">Last modified: 2026-10-19 00:47:50 (PDT)</w:delText>
+          <w:delText xml:space="preserve">Last modified: 2026-10-19 02:15:55 (PDT)</w:delText>
         </w:r>
       </w:del>
     </w:p>
@@ -26,7 +26,7 @@
       </w:pPr>
       <w:ins w:id="2" w:author="PR Preview" w:date="2026-01-01T00:00:00Z">
         <w:r>
-          <w:t xml:space="preserve">Last modified: 2026-10-19 01:31:44 (PDT)</w:t>
+          <w:t xml:space="preserve">Last modified: 2026-10-19 03:07:19 (PDT)</w:t>
         </w:r>
       </w:ins>
     </w:p>
@@ -27138,19 +27138,49 @@
       <w:pPr>
         <w:pStyle w:val="FirstParagraph"/>
       </w:pPr>
-      <w:r>
-        <w:rPr>
-          <w:b/>
-          <w:bCs/>
-        </w:rPr>
-        <w:t xml:space="preserve">Exercise 7 (A gradient that does not mention its variable)</w:t>
-      </w:r>
-      <w:r>
-        <w:t xml:space="preserve"> </w:t>
-      </w:r>
-      <w:r>
-        <w:t xml:space="preserve">Fix</w:t>
-      </w:r>
+      <w:del w:id="3" w:author="PR Preview" w:date="2026-01-01T00:00:00Z">
+        <w:r>
+          <w:rPr>
+            <w:b/>
+            <w:bCs/>
+          </w:rPr>
+          <w:delText xml:space="preserve">Exercise 7 (A gradient that does not mention its variable)</w:delText>
+        </w:r>
+      </w:del>
+      <w:del w:id="4" w:author="PR Preview" w:date="2026-01-01T00:00:00Z">
+        <w:r>
+          <w:delText xml:space="preserve"> </w:delText>
+        </w:r>
+      </w:del>
+      <w:del w:id="5" w:author="PR Preview" w:date="2026-01-01T00:00:00Z">
+        <w:r>
+          <w:delText xml:space="preserve">Fix</w:delText>
+        </w:r>
+      </w:del>
+    </w:p>
+    <w:p>
+      <w:pPr>
+        <w:pStyle w:val="FirstParagraph"/>
+      </w:pPr>
+      <w:ins w:id="6" w:author="PR Preview" w:date="2026-01-01T00:00:00Z">
+        <w:r>
+          <w:rPr>
+            <w:b/>
+            <w:bCs/>
+          </w:rPr>
+          <w:t xml:space="preserve">Exercise 7 (A gradient that does not mention its variable)</w:t>
+        </w:r>
+      </w:ins>
+      <w:ins w:id="7" w:author="PR Preview" w:date="2026-01-01T00:00:00Z">
+        <w:r>
+          <w:t xml:space="preserve"> </w:t>
+        </w:r>
+      </w:ins>
+      <w:ins w:id="8" w:author="PR Preview" w:date="2026-01-01T00:00:00Z">
+        <w:r>
+          <w:t xml:space="preserve">Take</w:t>
+        </w:r>
+      </w:ins>
     </w:p>
     <w:p>
       <w:pPr>
